--- a/_materials/dogovor-pacienta/out/Информированное-добровольное-согласие.docx
+++ b/_materials/dogovor-pacienta/out/Информированное-добровольное-согласие.docx
@@ -1521,7 +1521,7 @@
     </w:tbl>
     <w:sectPr>
       <w:footerReference w:type="default" r:id="rId9"/>
-      <w:pgSz w:w="12240" w:h="15840"/>
+      <w:pgSz w:w="11906" w:h="16838"/>
       <w:pgMar w:top="1020" w:right="850" w:bottom="907" w:left="1134" w:header="720" w:footer="720" w:gutter="0"/>
       <w:cols w:space="720"/>
       <w:docGrid w:linePitch="360"/>

--- a/_materials/dogovor-pacienta/out/Информированное-добровольное-согласие.docx
+++ b/_materials/dogovor-pacienta/out/Информированное-добровольное-согласие.docx
@@ -885,222 +885,22 @@
           </w:p>
         </w:tc>
       </w:tr>
-      <w:tr>
-        <w:tc>
-          <w:tcPr>
-            <w:tcW w:type="dxa" w:w="7937"/>
-          </w:tcPr>
-          <w:p>
-            <w:pPr>
-              <w:spacing w:after="0"/>
-              <w:jc w:val="both"/>
-            </w:pPr>
-            <w:r/>
-            <w:r>
-              <w:rPr>
-                <w:rFonts w:ascii="Times New Roman" w:hAnsi="Times New Roman" w:eastAsia="Times New Roman"/>
-                <w:b/>
-                <w:i w:val="0"/>
-                <w:sz w:val="18"/>
-              </w:rPr>
-              <w:t xml:space="preserve">Хирургические вмешательства: удаление зуба, в том числе ретинированного и дистопированного, резекция верхушки корня, пластика мягких тканей. </w:t>
-            </w:r>
-            <w:r>
-              <w:rPr>
-                <w:rFonts w:ascii="Times New Roman" w:hAnsi="Times New Roman" w:eastAsia="Times New Roman"/>
-                <w:b w:val="0"/>
-                <w:i w:val="0"/>
-                <w:sz w:val="18"/>
-              </w:rPr>
-              <w:t>Возможные осложнения: отёк, боль, кровотечение, повреждение соседних зубов и тканей, перелом стенки лунки, воспаление лунки, временное или стойкое нарушение чувствительности при близости нерва, сообщение с гайморовой пазухой при удалении верхних жевательных зубов.</w:t>
-            </w:r>
-          </w:p>
-        </w:tc>
-        <w:tc>
-          <w:tcPr>
-            <w:tcW w:type="dxa" w:w="1701"/>
-          </w:tcPr>
-          <w:p>
-            <w:pPr>
-              <w:spacing w:after="0"/>
-            </w:pPr>
-            <w:r/>
-          </w:p>
-        </w:tc>
-      </w:tr>
-      <w:tr>
-        <w:tc>
-          <w:tcPr>
-            <w:tcW w:type="dxa" w:w="7937"/>
-          </w:tcPr>
-          <w:p>
-            <w:pPr>
-              <w:spacing w:after="0"/>
-              <w:jc w:val="both"/>
-            </w:pPr>
-            <w:r/>
-            <w:r>
-              <w:rPr>
-                <w:rFonts w:ascii="Times New Roman" w:hAnsi="Times New Roman" w:eastAsia="Times New Roman"/>
-                <w:b/>
-                <w:i w:val="0"/>
-                <w:sz w:val="18"/>
-              </w:rPr>
-              <w:t xml:space="preserve">Дентальная имплантация, костная пластика, синус-лифтинг. </w:t>
-            </w:r>
-            <w:r>
-              <w:rPr>
-                <w:rFonts w:ascii="Times New Roman" w:hAnsi="Times New Roman" w:eastAsia="Times New Roman"/>
-                <w:b w:val="0"/>
-                <w:i w:val="0"/>
-                <w:sz w:val="18"/>
-              </w:rPr>
-              <w:t>Возможные осложнения: отторжение или периимплантит, недостаточная интеграция импланта, воспаление, повреждение соседних анатомических структур, необходимость повторного вмешательства.</w:t>
-            </w:r>
-          </w:p>
-        </w:tc>
-        <w:tc>
-          <w:tcPr>
-            <w:tcW w:type="dxa" w:w="1701"/>
-          </w:tcPr>
-          <w:p>
-            <w:pPr>
-              <w:spacing w:after="0"/>
-            </w:pPr>
-            <w:r/>
-          </w:p>
-        </w:tc>
-      </w:tr>
-      <w:tr>
-        <w:tc>
-          <w:tcPr>
-            <w:tcW w:type="dxa" w:w="7937"/>
-          </w:tcPr>
-          <w:p>
-            <w:pPr>
-              <w:spacing w:after="0"/>
-              <w:jc w:val="both"/>
-            </w:pPr>
-            <w:r/>
-            <w:r>
-              <w:rPr>
-                <w:rFonts w:ascii="Times New Roman" w:hAnsi="Times New Roman" w:eastAsia="Times New Roman"/>
-                <w:b/>
-                <w:i w:val="0"/>
-                <w:sz w:val="18"/>
-              </w:rPr>
-              <w:t xml:space="preserve">Ортопедическое лечение: вкладки, коронки, мосты, съёмные и условно-съёмные протезы. </w:t>
-            </w:r>
-            <w:r>
-              <w:rPr>
-                <w:rFonts w:ascii="Times New Roman" w:hAnsi="Times New Roman" w:eastAsia="Times New Roman"/>
-                <w:b w:val="0"/>
-                <w:i w:val="0"/>
-                <w:sz w:val="18"/>
-              </w:rPr>
-              <w:t>Возможные осложнения: период привыкания, необходимость коррекции, депульпирование опорных зубов по показаниям, скол облицовки, изменение уровня десны со временем.</w:t>
-            </w:r>
-          </w:p>
-        </w:tc>
-        <w:tc>
-          <w:tcPr>
-            <w:tcW w:type="dxa" w:w="1701"/>
-          </w:tcPr>
-          <w:p>
-            <w:pPr>
-              <w:spacing w:after="0"/>
-            </w:pPr>
-            <w:r/>
-          </w:p>
-        </w:tc>
-      </w:tr>
-      <w:tr>
-        <w:tc>
-          <w:tcPr>
-            <w:tcW w:type="dxa" w:w="7937"/>
-          </w:tcPr>
-          <w:p>
-            <w:pPr>
-              <w:spacing w:after="0"/>
-              <w:jc w:val="both"/>
-            </w:pPr>
-            <w:r/>
-            <w:r>
-              <w:rPr>
-                <w:rFonts w:ascii="Times New Roman" w:hAnsi="Times New Roman" w:eastAsia="Times New Roman"/>
-                <w:b/>
-                <w:i w:val="0"/>
-                <w:sz w:val="18"/>
-              </w:rPr>
-              <w:t xml:space="preserve">Ортодонтическое лечение: брекет-системы, элайнеры, съёмные аппараты. </w:t>
-            </w:r>
-            <w:r>
-              <w:rPr>
-                <w:rFonts w:ascii="Times New Roman" w:hAnsi="Times New Roman" w:eastAsia="Times New Roman"/>
-                <w:b w:val="0"/>
-                <w:i w:val="0"/>
-                <w:sz w:val="18"/>
-              </w:rPr>
-              <w:t>Возможные осложнения: болезненность и подвижность зубов в период лечения, рецидив при несоблюдении ретенционного режима, деминерализация эмали при недостаточной гигиене, резорбция корней.</w:t>
-            </w:r>
-          </w:p>
-        </w:tc>
-        <w:tc>
-          <w:tcPr>
-            <w:tcW w:type="dxa" w:w="1701"/>
-          </w:tcPr>
-          <w:p>
-            <w:pPr>
-              <w:spacing w:after="0"/>
-            </w:pPr>
-            <w:r/>
-          </w:p>
-        </w:tc>
-      </w:tr>
-      <w:tr>
-        <w:tc>
-          <w:tcPr>
-            <w:tcW w:type="dxa" w:w="7937"/>
-          </w:tcPr>
-          <w:p>
-            <w:pPr>
-              <w:spacing w:after="0"/>
-              <w:jc w:val="both"/>
-            </w:pPr>
-            <w:r/>
-            <w:r>
-              <w:rPr>
-                <w:rFonts w:ascii="Times New Roman" w:hAnsi="Times New Roman" w:eastAsia="Times New Roman"/>
-                <w:b/>
-                <w:i w:val="0"/>
-                <w:sz w:val="18"/>
-              </w:rPr>
-              <w:t xml:space="preserve">Отбеливание зубов. </w:t>
-            </w:r>
-            <w:r>
-              <w:rPr>
-                <w:rFonts w:ascii="Times New Roman" w:hAnsi="Times New Roman" w:eastAsia="Times New Roman"/>
-                <w:b w:val="0"/>
-                <w:i w:val="0"/>
-                <w:sz w:val="18"/>
-              </w:rPr>
-              <w:t>Возможные осложнения: повышенная чувствительность зубов, раздражение дёсен, разный оттенок реставраций и естественных зубов, постепенный возврат оттенка.</w:t>
-            </w:r>
-          </w:p>
-        </w:tc>
-        <w:tc>
-          <w:tcPr>
-            <w:tcW w:type="dxa" w:w="1701"/>
-          </w:tcPr>
-          <w:p>
-            <w:pPr>
-              <w:spacing w:after="0"/>
-            </w:pPr>
-            <w:r/>
-          </w:p>
-        </w:tc>
-      </w:tr>
     </w:tbl>
+    <w:p>
+      <w:pPr>
+        <w:keepNext w:val="0"/>
+        <w:spacing w:after="60"/>
+        <w:jc w:val="both"/>
+      </w:pPr>
+      <w:r>
+        <w:rPr>
+          <w:rFonts w:ascii="Times New Roman" w:hAnsi="Times New Roman" w:eastAsia="Times New Roman"/>
+          <w:b w:val="0"/>
+          <w:i w:val="0"/>
+          <w:sz w:val="21"/>
+        </w:rPr>
+      </w:r>
+    </w:p>
     <w:p>
       <w:pPr>
         <w:keepNext w:val="0"/>
@@ -1111,9 +911,10 @@
         <w:rPr>
           <w:rFonts w:ascii="Times New Roman" w:hAnsi="Times New Roman" w:eastAsia="Times New Roman"/>
           <w:b w:val="0"/>
-          <w:i w:val="0"/>
-          <w:sz w:val="21"/>
+          <w:i/>
+          <w:sz w:val="18"/>
         </w:rPr>
+        <w:t>Хирургическое лечение (в том числе удаление зуба), дентальная имплантация и костная пластика, ортопедическое и ортодонтическое лечение, отбеливание зубов в настоящем согласии не отмечаются: перед началом такого лечения оформляется отдельное информированное добровольное согласие по виду лечения, где цели, методы, альтернативы и риски изложены подробно.</w:t>
       </w:r>
     </w:p>
     <w:p>
@@ -1345,7 +1146,54 @@
     <w:p>
       <w:pPr>
         <w:keepNext w:val="0"/>
-        <w:spacing w:after="120"/>
+        <w:spacing w:after="60"/>
+        <w:jc w:val="both"/>
+      </w:pPr>
+      <w:r>
+        <w:rPr>
+          <w:rFonts w:ascii="Times New Roman" w:hAnsi="Times New Roman" w:eastAsia="Times New Roman"/>
+          <w:b w:val="0"/>
+          <w:i w:val="0"/>
+          <w:sz w:val="21"/>
+        </w:rPr>
+      </w:r>
+    </w:p>
+    <w:p>
+      <w:pPr>
+        <w:keepNext w:val="0"/>
+        <w:spacing w:after="40"/>
+        <w:jc w:val="both"/>
+      </w:pPr>
+      <w:r>
+        <w:rPr>
+          <w:rFonts w:ascii="Times New Roman" w:hAnsi="Times New Roman" w:eastAsia="Times New Roman"/>
+          <w:b w:val="0"/>
+          <w:i w:val="0"/>
+          <w:sz w:val="19"/>
+        </w:rPr>
+        <w:t>Указанным лицам могут быть сообщены сведения о состоянии моего здоровья, диагнозе, ходе и результатах лечения, о назначенных явках, а также о стоимости оказанных услуг и произведённой оплате.</w:t>
+      </w:r>
+    </w:p>
+    <w:p>
+      <w:pPr>
+        <w:keepNext w:val="0"/>
+        <w:spacing w:after="40"/>
+        <w:jc w:val="both"/>
+      </w:pPr>
+      <w:r>
+        <w:rPr>
+          <w:rFonts w:ascii="Times New Roman" w:hAnsi="Times New Roman" w:eastAsia="Times New Roman"/>
+          <w:b w:val="0"/>
+          <w:i w:val="0"/>
+          <w:sz w:val="19"/>
+        </w:rPr>
+        <w:t>Сведения сообщаются при личном обращении такого лица в клинику либо по указанному здесь телефону; клиника вправе не сообщать сведения, если у работника есть сомнения в личности обратившегося. Настоящее распоряжение может быть изменено или отозвано в любое время письменным заявлением.</w:t>
+      </w:r>
+    </w:p>
+    <w:p>
+      <w:pPr>
+        <w:keepNext w:val="0"/>
+        <w:spacing w:after="100"/>
         <w:jc w:val="both"/>
       </w:pPr>
       <w:r>
@@ -1978,7 +1826,7 @@
     <w:qFormat/>
     <w:rsid w:val="00FC693F"/>
     <w:pPr>
-      <w:spacing w:after="60" w:line="264" w:lineRule="auto"/>
+      <w:spacing w:after="40" w:line="247" w:lineRule="auto"/>
     </w:pPr>
     <w:rPr>
       <w:rFonts w:ascii="Times New Roman" w:hAnsi="Times New Roman" w:eastAsia="Times New Roman"/>
